--- a/assets/TestResume.docx
+++ b/assets/TestResume.docx
@@ -9,7 +9,7 @@
     </w:p>
     <w:p>
       <w:r>
-        <w:t>1 (469) 315-1960</w:t>
+        <w:t>ajmitchell_2016@worker.com</w:t>
       </w:r>
     </w:p>
     <w:sectPr>
